--- a/roteiros/paula-fernandes-2/PaulaQS_Parte5.docx
+++ b/roteiros/paula-fernandes-2/PaulaQS_Parte5.docx
@@ -55,7 +55,7 @@
         <w:rPr>
           <w:color w:val="000000"/>
         </w:rPr>
-        <w:t>Lembra daquele papel de dois mil e oito? Quinze anos depois do auge, nenhum escritório decidia mais por ela.</w:t>
+        <w:t>Lembra daquele papel de dois mil e oito? Quinze anos depois do auge, era a empresa dela que assinava o projeto.</w:t>
       </w:r>
     </w:p>
     <w:p>
